--- a/cs331/syllabus331f25.docx
+++ b/cs331/syllabus331f25.docx
@@ -807,15 +807,7 @@
       </w:r>
       <w:r>
         <w:tab/>
-        <w:t xml:space="preserve">      * </w:t>
-      </w:r>
-      <w:proofErr w:type="gramStart"/>
-      <w:r>
-        <w:t>your</w:t>
-      </w:r>
-      <w:proofErr w:type="gramEnd"/>
-      <w:r>
-        <w:t xml:space="preserve"> CSCI 201 textbook</w:t>
+        <w:t xml:space="preserve">      * your CSCI 201 textbook</w:t>
       </w:r>
     </w:p>
     <w:p>
@@ -1163,15 +1155,7 @@
         <w:pStyle w:val="HTMLPreformatted"/>
       </w:pPr>
       <w:r>
-        <w:t xml:space="preserve">    * </w:t>
-      </w:r>
-      <w:proofErr w:type="gramStart"/>
-      <w:r>
-        <w:t>and</w:t>
-      </w:r>
-      <w:proofErr w:type="gramEnd"/>
-      <w:r>
-        <w:t xml:space="preserve"> more...</w:t>
+        <w:t xml:space="preserve">    * and more...</w:t>
       </w:r>
     </w:p>
     <w:p>
@@ -1182,7 +1166,6 @@
         <w:t xml:space="preserve">    * (I will expect students to learn the complexities {</w:t>
       </w:r>
       <w:proofErr w:type="spellStart"/>
-      <w:proofErr w:type="gramStart"/>
       <w:r>
         <w:t>B</w:t>
       </w:r>
@@ -1191,11 +1174,7 @@
       </w:r>
       <w:proofErr w:type="spellEnd"/>
       <w:r>
-        <w:t>(</w:t>
-      </w:r>
-      <w:proofErr w:type="gramEnd"/>
-      <w:r>
-        <w:t>)</w:t>
+        <w:t>()</w:t>
       </w:r>
       <w:r>
         <w:t>} of the</w:t>
@@ -1689,15 +1668,7 @@
         <w:pStyle w:val="HTMLPreformatted"/>
       </w:pPr>
       <w:r>
-        <w:t xml:space="preserve">    include any or all </w:t>
-      </w:r>
-      <w:proofErr w:type="gramStart"/>
-      <w:r>
-        <w:t>of:</w:t>
-      </w:r>
-      <w:proofErr w:type="gramEnd"/>
-      <w:r>
-        <w:t xml:space="preserve"> no credit for the work in question, a failing grade</w:t>
+        <w:t xml:space="preserve">    include any or all of: no credit for the work in question, a failing grade</w:t>
       </w:r>
     </w:p>
     <w:p>
@@ -1729,15 +1700,7 @@
         <w:pStyle w:val="HTMLPreformatted"/>
       </w:pPr>
       <w:r>
-        <w:t xml:space="preserve">    </w:t>
-      </w:r>
-      <w:proofErr w:type="gramStart"/>
-      <w:r>
-        <w:t>otherwise</w:t>
-      </w:r>
-      <w:proofErr w:type="gramEnd"/>
-      <w:r>
-        <w:t xml:space="preserve"> plagiarism has been committed.  You are expected to be familiar</w:t>
+        <w:t xml:space="preserve">    otherwise plagiarism has been committed.  You are expected to be familiar</w:t>
       </w:r>
     </w:p>
     <w:p>
@@ -1878,13 +1841,8 @@
         <w:pStyle w:val="HTMLPreformatted"/>
       </w:pPr>
       <w:r>
-        <w:t xml:space="preserve">      or sleeping. [ the snoring can be so distracting... </w:t>
-      </w:r>
-      <w:proofErr w:type="gramStart"/>
-      <w:r>
-        <w:t>:^) ]</w:t>
-      </w:r>
-      <w:proofErr w:type="gramEnd"/>
+        <w:t xml:space="preserve">      or sleeping. [ the snoring can be so distracting... :^) ]</w:t>
+      </w:r>
     </w:p>
     <w:p>
       <w:pPr>
@@ -2214,15 +2172,7 @@
       </w:r>
       <w:r>
         <w:tab/>
-        <w:t xml:space="preserve">review </w:t>
-      </w:r>
-      <w:proofErr w:type="gramStart"/>
-      <w:r>
-        <w:t>sheet</w:t>
-      </w:r>
-      <w:proofErr w:type="gramEnd"/>
-      <w:r>
-        <w:t xml:space="preserve"> are considered to be examples of academic dishonesty. </w:t>
+        <w:t xml:space="preserve">review sheet are considered to be examples of academic dishonesty. </w:t>
       </w:r>
     </w:p>
     <w:p>
@@ -2260,15 +2210,13 @@
         <w:pStyle w:val="HTMLPreformatted"/>
       </w:pPr>
       <w:r>
-        <w:t xml:space="preserve">        on </w:t>
-      </w:r>
-      <w:proofErr w:type="gramStart"/>
-      <w:r>
-        <w:t>assignments,  quizzes</w:t>
-      </w:r>
-      <w:proofErr w:type="gramEnd"/>
-      <w:r>
-        <w:t>, intermediate and final exams.</w:t>
+        <w:t xml:space="preserve">        on assignments,</w:t>
+      </w:r>
+      <w:r>
+        <w:t xml:space="preserve"> </w:t>
+      </w:r>
+      <w:r>
+        <w:t>quizzes, intermediate and final exams.</w:t>
       </w:r>
     </w:p>
     <w:p>
@@ -2361,15 +2309,103 @@
         <w:t>, 12:20 - 14:35</w:t>
       </w:r>
       <w:r>
-        <w:t xml:space="preserve"> as a D2L Quiz.</w:t>
-      </w:r>
-    </w:p>
-    <w:p>
-      <w:pPr>
-        <w:pStyle w:val="HTMLPreformatted"/>
-      </w:pPr>
-      <w:r>
-        <w:t>(Take this final exam in the assigned classroom using your laptop if you are able to.)</w:t>
+        <w:t xml:space="preserve"> as a </w:t>
+      </w:r>
+      <w:r>
+        <w:rPr>
+          <w:b/>
+          <w:bCs/>
+        </w:rPr>
+        <w:t>D2L Quiz</w:t>
+      </w:r>
+      <w:r>
+        <w:t>.</w:t>
+      </w:r>
+    </w:p>
+    <w:p>
+      <w:pPr>
+        <w:pStyle w:val="HTMLPreformatted"/>
+      </w:pPr>
+      <w:r>
+        <w:t xml:space="preserve">Take this final exam in </w:t>
+      </w:r>
+      <w:r>
+        <w:rPr>
+          <w:b/>
+          <w:bCs/>
+        </w:rPr>
+        <w:t>CH 494</w:t>
+      </w:r>
+      <w:r>
+        <w:rPr>
+          <w:b/>
+          <w:bCs/>
+        </w:rPr>
+        <w:t xml:space="preserve"> (computer lab)</w:t>
+      </w:r>
+      <w:r>
+        <w:rPr>
+          <w:b/>
+          <w:bCs/>
+        </w:rPr>
+        <w:t>;</w:t>
+      </w:r>
+      <w:r>
+        <w:t xml:space="preserve"> </w:t>
+      </w:r>
+    </w:p>
+    <w:p>
+      <w:pPr>
+        <w:pStyle w:val="HTMLPreformatted"/>
+      </w:pPr>
+      <w:r>
+        <w:t xml:space="preserve">you may </w:t>
+      </w:r>
+      <w:r>
+        <w:t>us</w:t>
+      </w:r>
+      <w:r>
+        <w:t>e</w:t>
+      </w:r>
+      <w:r>
+        <w:t xml:space="preserve"> your laptop </w:t>
+      </w:r>
+      <w:r>
+        <w:t>and</w:t>
+      </w:r>
+      <w:r>
+        <w:t xml:space="preserve"> a computer </w:t>
+      </w:r>
+      <w:r>
+        <w:t xml:space="preserve">lab workstation.  </w:t>
+      </w:r>
+      <w:r>
+        <w:br/>
+      </w:r>
+      <w:r>
+        <w:rPr>
+          <w:b/>
+          <w:bCs/>
+        </w:rPr>
+        <w:t>Prohibited</w:t>
+      </w:r>
+      <w:r>
+        <w:t>: u</w:t>
+      </w:r>
+      <w:r>
+        <w:t>se of cell phone</w:t>
+      </w:r>
+      <w:r>
+        <w:t xml:space="preserve">s, </w:t>
+      </w:r>
+      <w:r>
+        <w:t>AI, or people other than the instructor</w:t>
+      </w:r>
+      <w:r>
+        <w:t>.</w:t>
+      </w:r>
+      <w:r>
+        <w:t xml:space="preserve"> </w:t>
       </w:r>
     </w:p>
     <w:p>
@@ -2564,15 +2600,7 @@
         <w:pStyle w:val="HTMLPreformatted"/>
       </w:pPr>
       <w:r>
-        <w:t xml:space="preserve">Please contact Student Disability Services, </w:t>
-      </w:r>
-      <w:proofErr w:type="gramStart"/>
-      <w:r>
-        <w:t>sds@stcloudstate.edu,  or</w:t>
-      </w:r>
-      <w:proofErr w:type="gramEnd"/>
-      <w:r>
-        <w:t xml:space="preserve"> 320.308.4080, office CH 202</w:t>
+        <w:t>Please contact Student Disability Services, sds@stcloudstate.edu,  or 320.308.4080, office CH 202</w:t>
       </w:r>
     </w:p>
     <w:p>
@@ -3390,6 +3418,7 @@
   <w:style w:type="character" w:default="1" w:styleId="DefaultParagraphFont">
     <w:name w:val="Default Paragraph Font"/>
     <w:uiPriority w:val="1"/>
+    <w:semiHidden/>
     <w:unhideWhenUsed/>
   </w:style>
   <w:style w:type="table" w:default="1" w:styleId="TableNormal">
